--- a/BaseApp/Source/Base Application/Inventory/Reports/InventoryOrderDetails.docx
+++ b/BaseApp/Source/Base Application/Inventory/Reports/InventoryOrderDetails.docx
@@ -1306,7 +1306,7 @@
               </w:tr>
               <w:tr>
                 <w:trPr>
-                  <w:trHeight w:hRule="exact" w:val="227"/>
+                  <w:trHeight w:hRule="atLeast" w:val="227"/>
                 </w:trPr>
                 <w:sdt>
                   <w:sdtPr>
